--- a/resume/amex/Harshit_Jindal_SDE.docx
+++ b/resume/amex/Harshit_Jindal_SDE.docx
@@ -954,55 +954,71 @@
                 <w:sz w:val="20"/>
                 <w:szCs w:val="20"/>
               </w:rPr>
-              <w:t>Designed and developed the CI/CD pipeline for the application, in addition</w:t>
-            </w:r>
-            <w:r>
-              <w:rPr>
-                <w:rFonts w:ascii="Calibri" w:hAnsi="Calibri" w:cs="Calibri"/>
-                <w:sz w:val="20"/>
-                <w:szCs w:val="20"/>
-              </w:rPr>
-              <w:t xml:space="preserve"> to</w:t>
-            </w:r>
-            <w:r>
-              <w:rPr>
-                <w:rFonts w:ascii="Calibri" w:hAnsi="Calibri" w:cs="Calibri"/>
-                <w:sz w:val="20"/>
-                <w:szCs w:val="20"/>
-              </w:rPr>
-              <w:t xml:space="preserve"> infra</w:t>
-            </w:r>
-            <w:r>
-              <w:rPr>
-                <w:rFonts w:ascii="Calibri" w:hAnsi="Calibri" w:cs="Calibri"/>
-                <w:sz w:val="20"/>
-                <w:szCs w:val="20"/>
-              </w:rPr>
-              <w:t>structure</w:t>
-            </w:r>
-            <w:r>
-              <w:rPr>
-                <w:rFonts w:ascii="Calibri" w:hAnsi="Calibri" w:cs="Calibri"/>
-                <w:sz w:val="20"/>
-                <w:szCs w:val="20"/>
-              </w:rPr>
-              <w:t xml:space="preserve"> maintenance</w:t>
-            </w:r>
-            <w:r>
-              <w:rPr>
-                <w:rFonts w:ascii="Calibri" w:hAnsi="Calibri" w:cs="Calibri"/>
-                <w:sz w:val="20"/>
-                <w:szCs w:val="20"/>
-              </w:rPr>
-              <w:t xml:space="preserve"> and environment planning</w:t>
-            </w:r>
-            <w:r>
-              <w:rPr>
-                <w:rFonts w:ascii="Calibri" w:hAnsi="Calibri" w:cs="Calibri"/>
-                <w:sz w:val="20"/>
-                <w:szCs w:val="20"/>
-              </w:rPr>
-              <w:t>. This eliminated manual errors and significantly reduced the time-to-market for new features and bug fixes.</w:t>
+              <w:t xml:space="preserve">Designed and developed the CI/CD pipeline for the application, </w:t>
+            </w:r>
+            <w:r>
+              <w:rPr>
+                <w:rFonts w:ascii="Calibri" w:hAnsi="Calibri" w:cs="Calibri"/>
+                <w:sz w:val="20"/>
+                <w:szCs w:val="20"/>
+              </w:rPr>
+              <w:t>eliminat</w:t>
+            </w:r>
+            <w:r>
+              <w:rPr>
+                <w:rFonts w:ascii="Calibri" w:hAnsi="Calibri" w:cs="Calibri"/>
+                <w:sz w:val="20"/>
+                <w:szCs w:val="20"/>
+              </w:rPr>
+              <w:t>ing</w:t>
+            </w:r>
+            <w:r>
+              <w:rPr>
+                <w:rFonts w:ascii="Calibri" w:hAnsi="Calibri" w:cs="Calibri"/>
+                <w:sz w:val="20"/>
+                <w:szCs w:val="20"/>
+              </w:rPr>
+              <w:t xml:space="preserve"> manual errors and </w:t>
+            </w:r>
+            <w:r>
+              <w:rPr>
+                <w:rFonts w:ascii="Calibri" w:hAnsi="Calibri" w:cs="Calibri"/>
+                <w:sz w:val="20"/>
+                <w:szCs w:val="20"/>
+              </w:rPr>
+              <w:t>reducing</w:t>
+            </w:r>
+            <w:r>
+              <w:rPr>
+                <w:rFonts w:ascii="Calibri" w:hAnsi="Calibri" w:cs="Calibri"/>
+                <w:sz w:val="20"/>
+                <w:szCs w:val="20"/>
+              </w:rPr>
+              <w:t xml:space="preserve"> the time-to-market for new features and bug fixes</w:t>
+            </w:r>
+            <w:r>
+              <w:rPr>
+                <w:rFonts w:ascii="Calibri" w:hAnsi="Calibri" w:cs="Calibri"/>
+                <w:sz w:val="20"/>
+                <w:szCs w:val="20"/>
+              </w:rPr>
+              <w:t>.</w:t>
+            </w:r>
+            <w:r>
+              <w:rPr>
+                <w:rFonts w:ascii="Calibri" w:hAnsi="Calibri" w:cs="Calibri"/>
+                <w:sz w:val="20"/>
+                <w:szCs w:val="20"/>
+              </w:rPr>
+              <w:t xml:space="preserve"> Additionally, coordinated with platform teams for infrastructure maintenance</w:t>
+            </w:r>
+            <w:r>
+              <w:rPr>
+                <w:rFonts w:ascii="Calibri" w:hAnsi="Calibri" w:cs="Calibri"/>
+                <w:sz w:val="20"/>
+                <w:szCs w:val="20"/>
+              </w:rPr>
+              <w:t xml:space="preserve"> and stability.</w:t>
             </w:r>
           </w:p>
           <w:p>
@@ -2841,14 +2857,6 @@
                 <w:t>C9HLTFDN</w:t>
               </w:r>
             </w:hyperlink>
-            <w:r>
-              <w:rPr>
-                <w:rFonts w:ascii="Calibri" w:hAnsi="Calibri" w:cs="Calibri"/>
-                <w:sz w:val="20"/>
-                <w:szCs w:val="20"/>
-              </w:rPr>
-              <w:t xml:space="preserve"> </w:t>
-            </w:r>
             <w:r>
               <w:rPr>
                 <w:rFonts w:ascii="Calibri" w:hAnsi="Calibri" w:cs="Calibri"/>

--- a/resume/amex/Harshit_Jindal_SDE.docx
+++ b/resume/amex/Harshit_Jindal_SDE.docx
@@ -1988,31 +1988,31 @@
                 <w:sz w:val="20"/>
                 <w:szCs w:val="20"/>
               </w:rPr>
-              <w:t xml:space="preserve"> </w:t>
-            </w:r>
-            <w:r>
-              <w:rPr>
-                <w:rFonts w:ascii="Calibri" w:hAnsi="Calibri" w:cs="Calibri"/>
-                <w:sz w:val="20"/>
-                <w:szCs w:val="20"/>
-              </w:rPr>
-              <w:t>with current CGPA</w:t>
-            </w:r>
-            <w:r>
-              <w:rPr>
-                <w:rFonts w:ascii="Calibri" w:hAnsi="Calibri" w:cs="Calibri"/>
-                <w:sz w:val="20"/>
-                <w:szCs w:val="20"/>
-              </w:rPr>
-              <w:t xml:space="preserve"> of</w:t>
-            </w:r>
-            <w:r>
-              <w:rPr>
-                <w:rFonts w:ascii="Calibri" w:hAnsi="Calibri" w:cs="Calibri"/>
-                <w:sz w:val="20"/>
-                <w:szCs w:val="20"/>
-              </w:rPr>
-              <w:t xml:space="preserve"> 9.</w:t>
+              <w:t xml:space="preserve"> (work-integrated). </w:t>
+            </w:r>
+            <w:r>
+              <w:rPr>
+                <w:rFonts w:ascii="Calibri" w:hAnsi="Calibri" w:cs="Calibri"/>
+                <w:sz w:val="20"/>
+                <w:szCs w:val="20"/>
+              </w:rPr>
+              <w:t>CGPA</w:t>
+            </w:r>
+            <w:r>
+              <w:rPr>
+                <w:rFonts w:ascii="Calibri" w:hAnsi="Calibri" w:cs="Calibri"/>
+                <w:sz w:val="20"/>
+                <w:szCs w:val="20"/>
+              </w:rPr>
+              <w:t xml:space="preserve">: </w:t>
+            </w:r>
+            <w:r>
+              <w:rPr>
+                <w:rFonts w:ascii="Calibri" w:hAnsi="Calibri" w:cs="Calibri"/>
+                <w:sz w:val="20"/>
+                <w:szCs w:val="20"/>
+              </w:rPr>
+              <w:t>9.</w:t>
             </w:r>
             <w:r>
               <w:rPr>
@@ -2023,14 +2023,6 @@
               <w:t>2/10</w:t>
             </w:r>
             <w:bookmarkStart w:id="11" w:name="_Hlk158931231"/>
-            <w:r>
-              <w:rPr>
-                <w:rFonts w:ascii="Calibri" w:hAnsi="Calibri" w:cs="Calibri"/>
-                <w:sz w:val="20"/>
-                <w:szCs w:val="20"/>
-              </w:rPr>
-              <w:t xml:space="preserve"> (work-integrated)</w:t>
-            </w:r>
             <w:r>
               <w:rPr>
                 <w:rFonts w:ascii="Calibri" w:hAnsi="Calibri" w:cs="Calibri"/>
@@ -2317,23 +2309,31 @@
                 <w:sz w:val="20"/>
                 <w:szCs w:val="20"/>
               </w:rPr>
-              <w:t xml:space="preserve"> with CGPA</w:t>
-            </w:r>
-            <w:r>
-              <w:rPr>
-                <w:rFonts w:ascii="Calibri" w:hAnsi="Calibri" w:cs="Calibri"/>
-                <w:sz w:val="20"/>
-                <w:szCs w:val="20"/>
-              </w:rPr>
-              <w:t xml:space="preserve"> of</w:t>
-            </w:r>
-            <w:r>
-              <w:rPr>
-                <w:rFonts w:ascii="Calibri" w:hAnsi="Calibri" w:cs="Calibri"/>
-                <w:sz w:val="20"/>
-                <w:szCs w:val="20"/>
-              </w:rPr>
-              <w:t xml:space="preserve"> 8.2</w:t>
+              <w:t xml:space="preserve">. </w:t>
+            </w:r>
+            <w:r>
+              <w:rPr>
+                <w:rFonts w:ascii="Calibri" w:hAnsi="Calibri" w:cs="Calibri"/>
+                <w:sz w:val="20"/>
+                <w:szCs w:val="20"/>
+              </w:rPr>
+              <w:t>CGPA</w:t>
+            </w:r>
+            <w:r>
+              <w:rPr>
+                <w:rFonts w:ascii="Calibri" w:hAnsi="Calibri" w:cs="Calibri"/>
+                <w:sz w:val="20"/>
+                <w:szCs w:val="20"/>
+              </w:rPr>
+              <w:t xml:space="preserve">: </w:t>
+            </w:r>
+            <w:r>
+              <w:rPr>
+                <w:rFonts w:ascii="Calibri" w:hAnsi="Calibri" w:cs="Calibri"/>
+                <w:sz w:val="20"/>
+                <w:szCs w:val="20"/>
+              </w:rPr>
+              <w:t>8.2</w:t>
             </w:r>
             <w:r>
               <w:rPr>
@@ -2437,34 +2437,37 @@
                 <w:lang w:val="en-IN"/>
               </w:rPr>
             </w:pPr>
+            <w:bookmarkStart w:id="13" w:name="_Hlk164984580"/>
             <w:r>
               <w:rPr>
                 <w:rFonts w:ascii="Calibri" w:hAnsi="Calibri" w:cs="Calibri"/>
                 <w:lang w:val="en-IN"/>
               </w:rPr>
-              <w:t xml:space="preserve">Proficient in </w:t>
+              <w:t xml:space="preserve">Python (work experience), C++ (data structures &amp; algorithms), </w:t>
             </w:r>
             <w:r>
               <w:rPr>
                 <w:rFonts w:ascii="Calibri" w:hAnsi="Calibri" w:cs="Calibri"/>
                 <w:lang w:val="en-IN"/>
               </w:rPr>
-              <w:t xml:space="preserve">Python (work experience), C++ (data structures &amp; algorithms), </w:t>
+              <w:t>Swift (internship)</w:t>
             </w:r>
             <w:r>
               <w:rPr>
                 <w:rFonts w:ascii="Calibri" w:hAnsi="Calibri" w:cs="Calibri"/>
                 <w:lang w:val="en-IN"/>
               </w:rPr>
-              <w:t xml:space="preserve">and </w:t>
-            </w:r>
+              <w:t xml:space="preserve">, </w:t>
+            </w:r>
+            <w:bookmarkStart w:id="14" w:name="_Hlk164984571"/>
             <w:r>
               <w:rPr>
                 <w:rFonts w:ascii="Calibri" w:hAnsi="Calibri" w:cs="Calibri"/>
                 <w:lang w:val="en-IN"/>
               </w:rPr>
-              <w:t>Swift (internship)</w:t>
-            </w:r>
+              <w:t>and Core Java</w:t>
+            </w:r>
+            <w:bookmarkEnd w:id="14"/>
             <w:r>
               <w:rPr>
                 <w:rFonts w:ascii="Calibri" w:hAnsi="Calibri" w:cs="Calibri"/>
@@ -2671,6 +2674,7 @@
               <w:t>.</w:t>
             </w:r>
           </w:p>
+          <w:bookmarkEnd w:id="13"/>
           <w:p>
             <w:pPr>
               <w:pStyle w:val="Achievement"/>
@@ -2930,7 +2934,7 @@
                 <w:szCs w:val="20"/>
               </w:rPr>
             </w:pPr>
-            <w:bookmarkStart w:id="13" w:name="_Hlk158942803"/>
+            <w:bookmarkStart w:id="15" w:name="_Hlk158942803"/>
             <w:r>
               <w:rPr>
                 <w:rFonts w:ascii="Calibri" w:hAnsi="Calibri" w:cs="Calibri"/>
@@ -3054,7 +3058,7 @@
               </w:rPr>
               <w:t>.</w:t>
             </w:r>
-            <w:bookmarkEnd w:id="13"/>
+            <w:bookmarkEnd w:id="15"/>
           </w:p>
           <w:p>
             <w:pPr>
